--- a/downloads/kuteka-fase0/KUTEKA_FASE0_FINAL_AUDIT_REPORT_2026-08-28.docx
+++ b/downloads/kuteka-fase0/KUTEKA_FASE0_FINAL_AUDIT_REPORT_2026-08-28.docx
@@ -2913,7 +2913,7 @@
           </w:tcPr>
           <w:p>
             <w:r>
-              <w:t>Permissões `cursor[bot]` / Eduardo</w:t>
+              <w:t>Permissões `cursor[bot]` / acesso repo Co-Founder</w:t>
             </w:r>
           </w:p>
         </w:tc>
